--- a/INTEGRATED_HANDOFF_2026-10-21/2_Current_Notes/HANDOFF.docx
+++ b/INTEGRATED_HANDOFF_2026-10-21/2_Current_Notes/HANDOFF.docx
@@ -3562,37 +3562,16 @@
               <w:t xml:space="preserve"> </w:t>
             </w:r>
             <w:r>
-              <w:t xml:space="preserve">(commit 33a893d): the Bible text and the 15 trained models of experiments 8 and 10 (about 200 MB). The 3 finished numbers-test models were requested from the old session on 21 Oct; check</w:t>
-            </w:r>
-            <w:r>
-              <w:t xml:space="preserve"> </w:t>
+              <w:t xml:space="preserve">(commit 33a893d): the Bible text and the 15 trained models of experiments 8 and 10 (about 200 MB). The 3 finished numbers-test models (</w:t>
             </w:r>
             <w:r>
               <w:rPr>
                 <w:rStyle w:val="VerbatimChar"/>
               </w:rPr>
-              <w:t xml:space="preserve">experiments/models/</w:t>
-            </w:r>
-            <w:r>
-              <w:t xml:space="preserve"> </w:t>
-            </w:r>
-            <w:r>
-              <w:t xml:space="preserve">for</w:t>
-            </w:r>
-            <w:r>
-              <w:t xml:space="preserve"> </w:t>
-            </w:r>
-            <w:r>
-              <w:rPr>
-                <w:rStyle w:val="VerbatimChar"/>
-              </w:rPr>
-              <w:t xml:space="preserve">num_*</w:t>
-            </w:r>
-            <w:r>
-              <w:t xml:space="preserve"> </w:t>
-            </w:r>
-            <w:r>
-              <w:t xml:space="preserve">files</w:t>
+              <w:t xml:space="preserve">num_*_seed0</w:t>
+            </w:r>
+            <w:r>
+              <w:t xml:space="preserve">) were added on 21 Oct (commit af8bc57)</w:t>
             </w:r>
           </w:p>
         </w:tc>
